--- a/docs/research-proposal.docx
+++ b/docs/research-proposal.docx
@@ -409,13 +409,13 @@
         <w:tblLook w:val="04A0" w:firstRow="1" w:lastRow="0" w:firstColumn="1" w:lastColumn="0" w:noHBand="0" w:noVBand="1"/>
       </w:tblPr>
       <w:tblGrid>
-        <w:gridCol w:w="3679"/>
-        <w:gridCol w:w="5666"/>
+        <w:gridCol w:w="3539"/>
+        <w:gridCol w:w="5806"/>
       </w:tblGrid>
       <w:tr>
         <w:tc>
           <w:tcPr>
-            <w:tcW w:w="3681" w:type="dxa"/>
+            <w:tcW w:w="3539" w:type="dxa"/>
           </w:tcPr>
           <w:p>
             <w:pPr>
@@ -437,7 +437,7 @@
         </w:tc>
         <w:tc>
           <w:tcPr>
-            <w:tcW w:w="5669" w:type="dxa"/>
+            <w:tcW w:w="5806" w:type="dxa"/>
           </w:tcPr>
           <w:p>
             <w:pPr>
@@ -461,7 +461,7 @@
       <w:tr>
         <w:tc>
           <w:tcPr>
-            <w:tcW w:w="3681" w:type="dxa"/>
+            <w:tcW w:w="3539" w:type="dxa"/>
           </w:tcPr>
           <w:p>
             <w:pPr>
@@ -479,7 +479,7 @@
         </w:tc>
         <w:tc>
           <w:tcPr>
-            <w:tcW w:w="5669" w:type="dxa"/>
+            <w:tcW w:w="5806" w:type="dxa"/>
           </w:tcPr>
           <w:p>
             <w:pPr>
@@ -499,7 +499,7 @@
       <w:tr>
         <w:tc>
           <w:tcPr>
-            <w:tcW w:w="3681" w:type="dxa"/>
+            <w:tcW w:w="3539" w:type="dxa"/>
           </w:tcPr>
           <w:p>
             <w:pPr>
@@ -517,7 +517,7 @@
         </w:tc>
         <w:tc>
           <w:tcPr>
-            <w:tcW w:w="5669" w:type="dxa"/>
+            <w:tcW w:w="5806" w:type="dxa"/>
           </w:tcPr>
           <w:p>
             <w:pPr>
